--- a/skills/hsdt-forms/templates/Hang-hoa-4A/TT79-M05B.docx
+++ b/skills/hsdt-forms/templates/Hang-hoa-4A/TT79-M05B.docx
@@ -19,7 +19,6 @@
           <w:szCs w:val="28"/>
           <w:lang w:val="es-ES"/>
         </w:rPr>
-        <w:lastRenderedPageBreak/>
         <w:tab/>
       </w:r>
       <w:r>
